--- a/lessons/6-10-group2/homework.docx
+++ b/lessons/6-10-group2/homework.docx
@@ -115,7 +115,7 @@
           <wp:inline distT="0" distB="0" distL="0" distR="0">
             <wp:extent cx="1047750" cy="790575"/>
             <wp:effectExtent t="0" r="0" b="0" l="0"/>
-            <wp:docPr id="1" name="" descr="" title=""/>
+            <wp:docPr id="1" name="Mixed Number" descr="Picture illustrating the vocabulary word &quot;Mixed Number&quot;" title="Mixed Number"/>
             <wp:cNvGraphicFramePr>
               <a:graphicFrameLocks xmlns:a="http://schemas.openxmlformats.org/drawingml/2006/main" noChangeAspect="1"/>
             </wp:cNvGraphicFramePr>
@@ -161,10 +161,10 @@
           <w:b/>
           <w:bCs/>
         </w:rPr>
-        <w:t xml:space="preserve">Divide Mixed Numbers (Dividir números mixtos)</w:t>
-      </w:r>
-      <w:r>
-        <w:t xml:space="preserve"> — Change mixed numbers to improper fractions, then multiply by the reciprocal.</w:t>
+        <w:t xml:space="preserve">Mixed Number (Número mixto)</w:t>
+      </w:r>
+      <w:r>
+        <w:t xml:space="preserve"> — A whole number plus a fraction, like 2 1/3.</w:t>
       </w:r>
     </w:p>
     <w:p>
@@ -178,7 +178,7 @@
           <wp:inline distT="0" distB="0" distL="0" distR="0">
             <wp:extent cx="1047750" cy="790575"/>
             <wp:effectExtent t="0" r="0" b="0" l="0"/>
-            <wp:docPr id="1" name="" descr="" title=""/>
+            <wp:docPr id="1" name="Improper Fraction" descr="Picture illustrating the vocabulary word &quot;Improper Fraction&quot;" title="Improper Fraction"/>
             <wp:cNvGraphicFramePr>
               <a:graphicFrameLocks xmlns:a="http://schemas.openxmlformats.org/drawingml/2006/main" noChangeAspect="1"/>
             </wp:cNvGraphicFramePr>
@@ -224,10 +224,10 @@
           <w:b/>
           <w:bCs/>
         </w:rPr>
-        <w:t xml:space="preserve">Mixed Number (Número mixto)</w:t>
-      </w:r>
-      <w:r>
-        <w:t xml:space="preserve"> — A whole number plus a fraction, like 2 1/3.</w:t>
+        <w:t xml:space="preserve">Improper Fraction (Fracción impropia)</w:t>
+      </w:r>
+      <w:r>
+        <w:t xml:space="preserve"> — A fraction where the top is bigger than or equal to the bottom, like 7/4.</w:t>
       </w:r>
     </w:p>
     <w:p>
@@ -241,7 +241,7 @@
           <wp:inline distT="0" distB="0" distL="0" distR="0">
             <wp:extent cx="1047750" cy="790575"/>
             <wp:effectExtent t="0" r="0" b="0" l="0"/>
-            <wp:docPr id="1" name="" descr="" title=""/>
+            <wp:docPr id="1" name="Convert" descr="Picture illustrating the vocabulary word &quot;Convert&quot;" title="Convert"/>
             <wp:cNvGraphicFramePr>
               <a:graphicFrameLocks xmlns:a="http://schemas.openxmlformats.org/drawingml/2006/main" noChangeAspect="1"/>
             </wp:cNvGraphicFramePr>
@@ -287,10 +287,10 @@
           <w:b/>
           <w:bCs/>
         </w:rPr>
-        <w:t xml:space="preserve">Improper Fraction (Fracción impropia)</w:t>
-      </w:r>
-      <w:r>
-        <w:t xml:space="preserve"> — A fraction where the top is bigger than or equal to the bottom, like 7/4.</w:t>
+        <w:t xml:space="preserve">Convert (Convertir)</w:t>
+      </w:r>
+      <w:r>
+        <w:t xml:space="preserve"> — To change a number to a new form but keep the same value.</w:t>
       </w:r>
     </w:p>
     <w:p>
@@ -304,7 +304,7 @@
           <wp:inline distT="0" distB="0" distL="0" distR="0">
             <wp:extent cx="1047750" cy="790575"/>
             <wp:effectExtent t="0" r="0" b="0" l="0"/>
-            <wp:docPr id="1" name="" descr="" title=""/>
+            <wp:docPr id="1" name="Simplify" descr="Picture illustrating the vocabulary word &quot;Simplify&quot;" title="Simplify"/>
             <wp:cNvGraphicFramePr>
               <a:graphicFrameLocks xmlns:a="http://schemas.openxmlformats.org/drawingml/2006/main" noChangeAspect="1"/>
             </wp:cNvGraphicFramePr>
@@ -350,10 +350,10 @@
           <w:b/>
           <w:bCs/>
         </w:rPr>
-        <w:t xml:space="preserve">Convert (Convertir)</w:t>
-      </w:r>
-      <w:r>
-        <w:t xml:space="preserve"> — To change a number to a new form but keep the same value.</w:t>
+        <w:t xml:space="preserve">Simplify (Simplificar)</w:t>
+      </w:r>
+      <w:r>
+        <w:t xml:space="preserve"> — To write a fraction with smaller numbers that names the same amount, like 2/4 = 1/2.</w:t>
       </w:r>
     </w:p>
     <w:p>
@@ -367,7 +367,7 @@
           <wp:inline distT="0" distB="0" distL="0" distR="0">
             <wp:extent cx="1047750" cy="790575"/>
             <wp:effectExtent t="0" r="0" b="0" l="0"/>
-            <wp:docPr id="1" name="" descr="" title=""/>
+            <wp:docPr id="1" name="Reciprocal" descr="Picture illustrating the vocabulary word &quot;Reciprocal&quot;" title="Reciprocal"/>
             <wp:cNvGraphicFramePr>
               <a:graphicFrameLocks xmlns:a="http://schemas.openxmlformats.org/drawingml/2006/main" noChangeAspect="1"/>
             </wp:cNvGraphicFramePr>
@@ -413,69 +413,6 @@
           <w:b/>
           <w:bCs/>
         </w:rPr>
-        <w:t xml:space="preserve">Simplify (Simplificar)</w:t>
-      </w:r>
-      <w:r>
-        <w:t xml:space="preserve"> — To write a fraction with smaller numbers that names the same amount, like 2/4 = 1/2.</w:t>
-      </w:r>
-    </w:p>
-    <w:p>
-      <w:pPr>
-        <w:keepNext/>
-        <w:spacing w:after="20" w:before="80"/>
-        <w:jc w:val="center"/>
-      </w:pPr>
-      <w:r>
-        <w:drawing>
-          <wp:inline distT="0" distB="0" distL="0" distR="0">
-            <wp:extent cx="1047750" cy="790575"/>
-            <wp:effectExtent t="0" r="0" b="0" l="0"/>
-            <wp:docPr id="1" name="" descr="" title=""/>
-            <wp:cNvGraphicFramePr>
-              <a:graphicFrameLocks xmlns:a="http://schemas.openxmlformats.org/drawingml/2006/main" noChangeAspect="1"/>
-            </wp:cNvGraphicFramePr>
-            <a:graphic xmlns:a="http://schemas.openxmlformats.org/drawingml/2006/main">
-              <a:graphicData uri="http://schemas.openxmlformats.org/drawingml/2006/picture">
-                <pic:pic xmlns:pic="http://schemas.openxmlformats.org/drawingml/2006/picture">
-                  <pic:nvPicPr>
-                    <pic:cNvPr id="0" name="" descr=""/>
-                    <pic:cNvPicPr>
-                      <a:picLocks noChangeAspect="1" noChangeArrowheads="1"/>
-                    </pic:cNvPicPr>
-                  </pic:nvPicPr>
-                  <pic:blipFill>
-                    <a:blip r:embed="rId12" cstate="none"/>
-                    <a:srcRect/>
-                    <a:stretch>
-                      <a:fillRect/>
-                    </a:stretch>
-                  </pic:blipFill>
-                  <pic:spPr bwMode="auto">
-                    <a:xfrm>
-                      <a:off x="0" y="0"/>
-                      <a:ext cx="1047750" cy="790575"/>
-                    </a:xfrm>
-                    <a:prstGeom prst="rect">
-                      <a:avLst/>
-                    </a:prstGeom>
-                  </pic:spPr>
-                </pic:pic>
-              </a:graphicData>
-            </a:graphic>
-          </wp:inline>
-        </w:drawing>
-      </w:r>
-    </w:p>
-    <w:p>
-      <w:pPr>
-        <w:keepNext/>
-        <w:spacing w:after="120"/>
-      </w:pPr>
-      <w:r>
-        <w:rPr>
-          <w:b/>
-          <w:bCs/>
-        </w:rPr>
         <w:t xml:space="preserve">Reciprocal (Recíproco)</w:t>
       </w:r>
       <w:r>
@@ -524,23 +461,23 @@
         <w:spacing w:after="40" w:before="0"/>
       </w:pPr>
       <w:r>
-        <w:t xml:space="preserve">     A. 3 batches</w:t>
-      </w:r>
-    </w:p>
-    <w:p>
-      <w:pPr>
-        <w:spacing w:after="40" w:before="0"/>
-      </w:pPr>
-      <w:r>
-        <w:t xml:space="preserve">     B. 1 1/2 batches</w:t>
-      </w:r>
-    </w:p>
-    <w:p>
-      <w:pPr>
-        <w:spacing w:after="40" w:before="0"/>
-      </w:pPr>
-      <w:r>
-        <w:t xml:space="preserve">     C. 2 batches</w:t>
+        <w:t xml:space="preserve">     A. 1 1/2 batches</w:t>
+      </w:r>
+    </w:p>
+    <w:p>
+      <w:pPr>
+        <w:spacing w:after="40" w:before="0"/>
+      </w:pPr>
+      <w:r>
+        <w:t xml:space="preserve">     B. 2 batches</w:t>
+      </w:r>
+    </w:p>
+    <w:p>
+      <w:pPr>
+        <w:spacing w:after="40" w:before="0"/>
+      </w:pPr>
+      <w:r>
+        <w:t xml:space="preserve">     C. 3 batches</w:t>
       </w:r>
     </w:p>
     <w:p>
@@ -835,7 +772,7 @@
           <w:b/>
           <w:bCs/>
         </w:rPr>
-        <w:t xml:space="preserve">1. A. 3 batches</w:t>
+        <w:t xml:space="preserve">1. C. 3 batches</w:t>
       </w:r>
     </w:p>
     <w:p>
@@ -1136,7 +1073,14 @@
 <file path=word/styles.xml><?xml version="1.0" encoding="utf-8"?>
 <w:styles xmlns:mc="http://schemas.openxmlformats.org/markup-compatibility/2006" xmlns:r="http://schemas.openxmlformats.org/officeDocument/2006/relationships" xmlns:w="http://schemas.openxmlformats.org/wordprocessingml/2006/main" xmlns:w14="http://schemas.microsoft.com/office/word/2010/wordml" xmlns:w15="http://schemas.microsoft.com/office/word/2012/wordml" mc:Ignorable="w14 w15">
   <w:docDefaults>
-    <w:rPrDefault/>
+    <w:rPrDefault>
+      <w:rPr>
+        <w:rFonts w:ascii="Arial" w:cs="Arial" w:eastAsia="Arial" w:hAnsi="Arial"/>
+        <w:sz w:val="22"/>
+        <w:szCs w:val="22"/>
+        <w:lang w:val="en-US"/>
+      </w:rPr>
+    </w:rPrDefault>
     <w:pPrDefault/>
   </w:docDefaults>
   <w:style w:type="paragraph" w:styleId="Title">
@@ -1154,10 +1098,16 @@
     <w:basedOn w:val="Normal"/>
     <w:next w:val="Normal"/>
     <w:qFormat/>
-    <w:rPr>
-      <w:color w:val="2E74B5"/>
-      <w:sz w:val="32"/>
-      <w:szCs w:val="32"/>
+    <w:pPr>
+      <w:keepNext/>
+    </w:pPr>
+    <w:rPr>
+      <w:rFonts w:ascii="Arial" w:cs="Arial" w:eastAsia="Arial" w:hAnsi="Arial"/>
+      <w:b/>
+      <w:bCs/>
+      <w:color w:val="183E56"/>
+      <w:sz w:val="34"/>
+      <w:szCs w:val="34"/>
     </w:rPr>
   </w:style>
   <w:style w:type="paragraph" w:styleId="Heading2">
@@ -1165,8 +1115,14 @@
     <w:basedOn w:val="Normal"/>
     <w:next w:val="Normal"/>
     <w:qFormat/>
-    <w:rPr>
-      <w:color w:val="2E74B5"/>
+    <w:pPr>
+      <w:keepNext/>
+    </w:pPr>
+    <w:rPr>
+      <w:rFonts w:ascii="Arial" w:cs="Arial" w:eastAsia="Arial" w:hAnsi="Arial"/>
+      <w:b/>
+      <w:bCs/>
+      <w:color w:val="176B70"/>
       <w:sz w:val="26"/>
       <w:szCs w:val="26"/>
     </w:rPr>

--- a/lessons/6-10-group2/homework.docx
+++ b/lessons/6-10-group2/homework.docx
@@ -745,148 +745,6 @@
         <w:t xml:space="preserve">______________________________________________________________________</w:t>
       </w:r>
     </w:p>
-    <w:p>
-      <w:r>
-        <w:br w:type="page"/>
-      </w:r>
-    </w:p>
-    <w:p>
-      <w:pPr>
-        <w:pStyle w:val="Heading1"/>
-        <w:spacing w:after="120"/>
-      </w:pPr>
-      <w:r>
-        <w:rPr>
-          <w:b/>
-          <w:bCs/>
-        </w:rPr>
-        <w:t xml:space="preserve">Answer Key (Teacher)</w:t>
-      </w:r>
-    </w:p>
-    <w:p>
-      <w:pPr>
-        <w:spacing w:after="40" w:before="0"/>
-      </w:pPr>
-      <w:r>
-        <w:rPr>
-          <w:b/>
-          <w:bCs/>
-        </w:rPr>
-        <w:t xml:space="preserve">1. C. 3 batches</w:t>
-      </w:r>
-    </w:p>
-    <w:p>
-      <w:pPr>
-        <w:spacing w:after="20" w:before="0"/>
-      </w:pPr>
-      <w:r>
-        <w:t xml:space="preserve">     Convert 2 1/4 = 9/4. Then 2 1/4 ÷ 3/4 = 9/4 × 4/3 = 36/12 = 3 batches.</w:t>
-      </w:r>
-    </w:p>
-    <w:p>
-      <w:pPr>
-        <w:spacing w:after="80" w:before="0"/>
-      </w:pPr>
-      <w:r>
-        <w:rPr>
-          <w:i/>
-          <w:iCs/>
-        </w:rPr>
-        <w:t xml:space="preserve">     Watch for: A common mistake in Divide Mixed Numbers is dividing the whole-number parts and fraction parts separately instead of converting first — for example, treating 4 1/2 ÷ 1 1/2 as (4 ÷ 1) + (1/2 ÷ 1/2) = 5. Always convert each mixed number to one improper fraction first, then divide using Keep, Change, Flip: 4 1/2 ÷ 1 1/2 = 9/2 ÷ 3/2 = 9/2 × 2/3 = 3.</w:t>
-      </w:r>
-    </w:p>
-    <w:p>
-      <w:pPr>
-        <w:spacing w:after="40" w:before="0"/>
-      </w:pPr>
-      <w:r>
-        <w:rPr>
-          <w:b/>
-          <w:bCs/>
-        </w:rPr>
-        <w:t xml:space="preserve">2. Spot the Common Mistake</w:t>
-      </w:r>
-    </w:p>
-    <w:p>
-      <w:pPr>
-        <w:spacing w:after="20" w:before="0"/>
-      </w:pPr>
-      <w:r>
-        <w:t xml:space="preserve">     The mistake is in Step 2.</w:t>
-      </w:r>
-    </w:p>
-    <w:p>
-      <w:pPr>
-        <w:spacing w:after="20" w:before="0"/>
-      </w:pPr>
-      <w:r>
-        <w:t xml:space="preserve">     Correct work: The student divided before converting the mixed number. First convert: 3 1/3 = 10/3. Then 10/3 ÷ 2/3 = 10/3 × 3/2 = 30/6 = 5, not 3 1/2.</w:t>
-      </w:r>
-    </w:p>
-    <w:p>
-      <w:pPr>
-        <w:spacing w:after="80" w:before="0"/>
-      </w:pPr>
-      <w:r>
-        <w:t xml:space="preserve">     Watch for: The break happens at the second step: the student jumped straight to Keep, Change, Flip while 3 1/3 was still a mixed number, then multiplied only the fraction part. Convert first — 3 1/3 = 10/3 — then 10/3 × 3/2 = 30/6 = 5, not 3 1/2.</w:t>
-      </w:r>
-    </w:p>
-    <w:p>
-      <w:pPr>
-        <w:spacing w:after="40" w:before="0"/>
-      </w:pPr>
-      <w:r>
-        <w:rPr>
-          <w:b/>
-          <w:bCs/>
-        </w:rPr>
-        <w:t xml:space="preserve">3. Find the Mixed Number Error</w:t>
-      </w:r>
-    </w:p>
-    <w:p>
-      <w:pPr>
-        <w:spacing w:after="20" w:before="0"/>
-      </w:pPr>
-      <w:r>
-        <w:t xml:space="preserve">     The mistake is in Step 2.</w:t>
-      </w:r>
-    </w:p>
-    <w:p>
-      <w:pPr>
-        <w:spacing w:after="20" w:before="0"/>
-      </w:pPr>
-      <w:r>
-        <w:t xml:space="preserve">     Correct work: 2 1/3 = 7/3 (not 6/3). Multiply: 2 × 3 = 6, then ADD the numerator 1 to get 7. So 7/3 × 2/1 = 14/3 = 4 2/3.</w:t>
-      </w:r>
-    </w:p>
-    <w:p>
-      <w:pPr>
-        <w:spacing w:after="80" w:before="0"/>
-      </w:pPr>
-      <w:r>
-        <w:t xml:space="preserve">     Watch for: The Convert step is wrong: the student wrote 2 1/3 = 6/3, multiplying 2 × 3 but never adding the numerator. The correct conversion is (2 × 3 + 1)/3 = 7/3, so 7/3 × 2/1 = 14/3 = 4 2/3.</w:t>
-      </w:r>
-    </w:p>
-    <w:p>
-      <w:pPr>
-        <w:spacing w:after="40" w:before="0"/>
-      </w:pPr>
-      <w:r>
-        <w:rPr>
-          <w:b/>
-          <w:bCs/>
-        </w:rPr>
-        <w:t xml:space="preserve">4. Open response — answers will vary.</w:t>
-      </w:r>
-    </w:p>
-    <w:p>
-      <w:pPr>
-        <w:spacing w:after="80" w:before="0"/>
-      </w:pPr>
-      <w:r>
-        <w:t xml:space="preserve">     Look for key words: convert, 21/4, reciprocal, 4/3, multiply, 7, verify.</w:t>
-      </w:r>
-    </w:p>
     <w:sectPr>
       <w:pgSz w:w="11906" w:h="16838" w:orient="portrait"/>
       <w:pgMar w:top="720" w:right="900" w:bottom="720" w:left="900" w:header="708" w:footer="708" w:gutter="0"/>
